--- a/docx_chapters/01_zzz-dedication.docx
+++ b/docx_chapters/01_zzz-dedication.docx
@@ -15,7 +15,7 @@
         <w:pStyle w:val="FirstParagraph"/>
       </w:pPr>
       <w:r>
-        <w:t xml:space="preserve">To Jonah and Ayla. Time with on these hikes inspired by this book.</w:t>
+        <w:t xml:space="preserve">To Jonah and Ayla.</w:t>
       </w:r>
     </w:p>
     <w:sectPr>
